--- a/docs/ugc-scripts/סרטוני מכירה למודעות Meta-TikTok.docx
+++ b/docs/ugc-scripts/סרטוני מכירה למודעות Meta-TikTok.docx
@@ -6,7 +6,7 @@
       <w:pPr>
         <w:bidi w:val="1"/>
         <w:spacing w:after="200" w:before="0" w:line="300" w:lineRule="auto"/>
-        <w:jc w:val="right"/>
+        <w:jc w:val="center"/>
       </w:pPr>
       <w:r>
         <w:rPr>
@@ -24,7 +24,7 @@
       <w:pPr>
         <w:bidi w:val="1"/>
         <w:spacing w:after="280" w:before="0" w:line="300" w:lineRule="auto"/>
-        <w:jc w:val="right"/>
+        <w:jc w:val="left"/>
       </w:pPr>
       <w:r>
         <w:rPr>
@@ -40,8 +40,8 @@
     <w:p>
       <w:pPr>
         <w:bidi w:val="1"/>
-        <w:spacing w:after="120" w:before="280" w:line="300" w:lineRule="auto"/>
-        <w:jc w:val="right"/>
+        <w:spacing w:after="160" w:before="360" w:line="300" w:lineRule="auto"/>
+        <w:jc w:val="center"/>
       </w:pPr>
       <w:r>
         <w:rPr>
@@ -60,7 +60,7 @@
       <w:pPr>
         <w:bidi w:val="1"/>
         <w:spacing w:after="80" w:line="300" w:lineRule="auto"/>
-        <w:jc w:val="right"/>
+        <w:jc w:val="left"/>
       </w:pPr>
       <w:r>
         <w:rPr>
@@ -89,7 +89,7 @@
       <w:pPr>
         <w:bidi w:val="1"/>
         <w:spacing w:after="40" w:before="0" w:line="300" w:lineRule="auto"/>
-        <w:jc w:val="right"/>
+        <w:jc w:val="left"/>
       </w:pPr>
       <w:r>
         <w:rPr>
@@ -107,7 +107,7 @@
       <w:pPr>
         <w:bidi w:val="1"/>
         <w:spacing w:after="160" w:before="0" w:line="300" w:lineRule="auto"/>
-        <w:jc w:val="right"/>
+        <w:jc w:val="left"/>
       </w:pPr>
       <w:r>
         <w:rPr>
@@ -124,7 +124,7 @@
       <w:pPr>
         <w:bidi w:val="1"/>
         <w:spacing w:after="40" w:before="0" w:line="300" w:lineRule="auto"/>
-        <w:jc w:val="right"/>
+        <w:jc w:val="left"/>
       </w:pPr>
       <w:r>
         <w:rPr>
@@ -142,7 +142,7 @@
       <w:pPr>
         <w:bidi w:val="1"/>
         <w:spacing w:after="160" w:before="0" w:line="300" w:lineRule="auto"/>
-        <w:jc w:val="right"/>
+        <w:jc w:val="left"/>
       </w:pPr>
       <w:r>
         <w:rPr>
@@ -159,7 +159,7 @@
       <w:pPr>
         <w:bidi w:val="1"/>
         <w:spacing w:after="40" w:before="0" w:line="300" w:lineRule="auto"/>
-        <w:jc w:val="right"/>
+        <w:jc w:val="left"/>
       </w:pPr>
       <w:r>
         <w:rPr>
@@ -177,7 +177,7 @@
       <w:pPr>
         <w:bidi w:val="1"/>
         <w:spacing w:after="160" w:before="0" w:line="300" w:lineRule="auto"/>
-        <w:jc w:val="right"/>
+        <w:jc w:val="left"/>
       </w:pPr>
       <w:r>
         <w:rPr>
@@ -194,7 +194,7 @@
       <w:pPr>
         <w:bidi w:val="1"/>
         <w:spacing w:after="80" w:before="0" w:line="300" w:lineRule="auto"/>
-        <w:jc w:val="right"/>
+        <w:jc w:val="left"/>
       </w:pPr>
       <w:r>
         <w:rPr>
@@ -212,7 +212,7 @@
       <w:pPr>
         <w:bidi w:val="1"/>
         <w:spacing w:after="160" w:before="0" w:line="300" w:lineRule="auto"/>
-        <w:jc w:val="right"/>
+        <w:jc w:val="left"/>
       </w:pPr>
       <w:r>
         <w:rPr>
@@ -229,7 +229,7 @@
       <w:pPr>
         <w:bidi w:val="1"/>
         <w:spacing w:after="160" w:before="0" w:line="300" w:lineRule="auto"/>
-        <w:jc w:val="right"/>
+        <w:jc w:val="left"/>
       </w:pPr>
       <w:r>
         <w:rPr>
@@ -246,7 +246,7 @@
       <w:pPr>
         <w:bidi w:val="1"/>
         <w:spacing w:after="160" w:before="0" w:line="300" w:lineRule="auto"/>
-        <w:jc w:val="right"/>
+        <w:jc w:val="left"/>
       </w:pPr>
       <w:r>
         <w:rPr>
@@ -263,7 +263,7 @@
       <w:pPr>
         <w:bidi w:val="1"/>
         <w:spacing w:after="160" w:before="0" w:line="300" w:lineRule="auto"/>
-        <w:jc w:val="right"/>
+        <w:jc w:val="left"/>
       </w:pPr>
       <w:r>
         <w:rPr>
@@ -280,7 +280,7 @@
       <w:pPr>
         <w:bidi w:val="1"/>
         <w:spacing w:after="80" w:before="0" w:line="300" w:lineRule="auto"/>
-        <w:jc w:val="right"/>
+        <w:jc w:val="left"/>
       </w:pPr>
       <w:r>
         <w:rPr>
@@ -298,7 +298,7 @@
       <w:pPr>
         <w:bidi w:val="1"/>
         <w:spacing w:after="360" w:before="0" w:line="300" w:lineRule="auto"/>
-        <w:jc w:val="right"/>
+        <w:jc w:val="left"/>
       </w:pPr>
       <w:r>
         <w:rPr>
@@ -314,8 +314,8 @@
     <w:p>
       <w:pPr>
         <w:bidi w:val="1"/>
-        <w:spacing w:after="120" w:before="280" w:line="300" w:lineRule="auto"/>
-        <w:jc w:val="right"/>
+        <w:spacing w:after="160" w:before="360" w:line="300" w:lineRule="auto"/>
+        <w:jc w:val="center"/>
       </w:pPr>
       <w:r>
         <w:rPr>
@@ -334,7 +334,7 @@
       <w:pPr>
         <w:bidi w:val="1"/>
         <w:spacing w:after="80" w:line="300" w:lineRule="auto"/>
-        <w:jc w:val="right"/>
+        <w:jc w:val="left"/>
       </w:pPr>
       <w:r>
         <w:rPr>
@@ -363,7 +363,7 @@
       <w:pPr>
         <w:bidi w:val="1"/>
         <w:spacing w:after="40" w:before="0" w:line="300" w:lineRule="auto"/>
-        <w:jc w:val="right"/>
+        <w:jc w:val="left"/>
       </w:pPr>
       <w:r>
         <w:rPr>
@@ -381,7 +381,7 @@
       <w:pPr>
         <w:bidi w:val="1"/>
         <w:spacing w:after="160" w:before="0" w:line="300" w:lineRule="auto"/>
-        <w:jc w:val="right"/>
+        <w:jc w:val="left"/>
       </w:pPr>
       <w:r>
         <w:rPr>
@@ -398,7 +398,7 @@
       <w:pPr>
         <w:bidi w:val="1"/>
         <w:spacing w:after="40" w:before="0" w:line="300" w:lineRule="auto"/>
-        <w:jc w:val="right"/>
+        <w:jc w:val="left"/>
       </w:pPr>
       <w:r>
         <w:rPr>
@@ -416,7 +416,7 @@
       <w:pPr>
         <w:bidi w:val="1"/>
         <w:spacing w:after="160" w:before="0" w:line="300" w:lineRule="auto"/>
-        <w:jc w:val="right"/>
+        <w:jc w:val="left"/>
       </w:pPr>
       <w:r>
         <w:rPr>
@@ -433,7 +433,7 @@
       <w:pPr>
         <w:bidi w:val="1"/>
         <w:spacing w:after="40" w:before="0" w:line="300" w:lineRule="auto"/>
-        <w:jc w:val="right"/>
+        <w:jc w:val="left"/>
       </w:pPr>
       <w:r>
         <w:rPr>
@@ -451,7 +451,7 @@
       <w:pPr>
         <w:bidi w:val="1"/>
         <w:spacing w:after="160" w:before="0" w:line="300" w:lineRule="auto"/>
-        <w:jc w:val="right"/>
+        <w:jc w:val="left"/>
       </w:pPr>
       <w:r>
         <w:rPr>
@@ -468,7 +468,7 @@
       <w:pPr>
         <w:bidi w:val="1"/>
         <w:spacing w:after="80" w:before="0" w:line="300" w:lineRule="auto"/>
-        <w:jc w:val="right"/>
+        <w:jc w:val="left"/>
       </w:pPr>
       <w:r>
         <w:rPr>
@@ -486,7 +486,7 @@
       <w:pPr>
         <w:bidi w:val="1"/>
         <w:spacing w:after="160" w:before="0" w:line="300" w:lineRule="auto"/>
-        <w:jc w:val="right"/>
+        <w:jc w:val="left"/>
       </w:pPr>
       <w:r>
         <w:rPr>
@@ -503,7 +503,7 @@
       <w:pPr>
         <w:bidi w:val="1"/>
         <w:spacing w:after="160" w:before="0" w:line="300" w:lineRule="auto"/>
-        <w:jc w:val="right"/>
+        <w:jc w:val="left"/>
       </w:pPr>
       <w:r>
         <w:rPr>
@@ -520,7 +520,7 @@
       <w:pPr>
         <w:bidi w:val="1"/>
         <w:spacing w:after="160" w:before="0" w:line="300" w:lineRule="auto"/>
-        <w:jc w:val="right"/>
+        <w:jc w:val="left"/>
       </w:pPr>
       <w:r>
         <w:rPr>
@@ -537,7 +537,7 @@
       <w:pPr>
         <w:bidi w:val="1"/>
         <w:spacing w:after="160" w:before="0" w:line="300" w:lineRule="auto"/>
-        <w:jc w:val="right"/>
+        <w:jc w:val="left"/>
       </w:pPr>
       <w:r>
         <w:rPr>
@@ -554,7 +554,7 @@
       <w:pPr>
         <w:bidi w:val="1"/>
         <w:spacing w:after="80" w:before="0" w:line="300" w:lineRule="auto"/>
-        <w:jc w:val="right"/>
+        <w:jc w:val="left"/>
       </w:pPr>
       <w:r>
         <w:rPr>
@@ -572,7 +572,7 @@
       <w:pPr>
         <w:bidi w:val="1"/>
         <w:spacing w:after="360" w:before="0" w:line="300" w:lineRule="auto"/>
-        <w:jc w:val="right"/>
+        <w:jc w:val="left"/>
       </w:pPr>
       <w:r>
         <w:rPr>
@@ -588,8 +588,8 @@
     <w:p>
       <w:pPr>
         <w:bidi w:val="1"/>
-        <w:spacing w:after="120" w:before="280" w:line="300" w:lineRule="auto"/>
-        <w:jc w:val="right"/>
+        <w:spacing w:after="160" w:before="360" w:line="300" w:lineRule="auto"/>
+        <w:jc w:val="center"/>
       </w:pPr>
       <w:r>
         <w:rPr>
@@ -608,7 +608,7 @@
       <w:pPr>
         <w:bidi w:val="1"/>
         <w:spacing w:after="80" w:line="300" w:lineRule="auto"/>
-        <w:jc w:val="right"/>
+        <w:jc w:val="left"/>
       </w:pPr>
       <w:r>
         <w:rPr>
@@ -637,7 +637,7 @@
       <w:pPr>
         <w:bidi w:val="1"/>
         <w:spacing w:after="40" w:before="0" w:line="300" w:lineRule="auto"/>
-        <w:jc w:val="right"/>
+        <w:jc w:val="left"/>
       </w:pPr>
       <w:r>
         <w:rPr>
@@ -655,7 +655,7 @@
       <w:pPr>
         <w:bidi w:val="1"/>
         <w:spacing w:after="160" w:before="0" w:line="300" w:lineRule="auto"/>
-        <w:jc w:val="right"/>
+        <w:jc w:val="left"/>
       </w:pPr>
       <w:r>
         <w:rPr>
@@ -672,7 +672,7 @@
       <w:pPr>
         <w:bidi w:val="1"/>
         <w:spacing w:after="40" w:before="0" w:line="300" w:lineRule="auto"/>
-        <w:jc w:val="right"/>
+        <w:jc w:val="left"/>
       </w:pPr>
       <w:r>
         <w:rPr>
@@ -690,7 +690,7 @@
       <w:pPr>
         <w:bidi w:val="1"/>
         <w:spacing w:after="160" w:before="0" w:line="300" w:lineRule="auto"/>
-        <w:jc w:val="right"/>
+        <w:jc w:val="left"/>
       </w:pPr>
       <w:r>
         <w:rPr>
@@ -707,7 +707,7 @@
       <w:pPr>
         <w:bidi w:val="1"/>
         <w:spacing w:after="40" w:before="0" w:line="300" w:lineRule="auto"/>
-        <w:jc w:val="right"/>
+        <w:jc w:val="left"/>
       </w:pPr>
       <w:r>
         <w:rPr>
@@ -725,7 +725,7 @@
       <w:pPr>
         <w:bidi w:val="1"/>
         <w:spacing w:after="160" w:before="0" w:line="300" w:lineRule="auto"/>
-        <w:jc w:val="right"/>
+        <w:jc w:val="left"/>
       </w:pPr>
       <w:r>
         <w:rPr>
@@ -742,7 +742,7 @@
       <w:pPr>
         <w:bidi w:val="1"/>
         <w:spacing w:after="80" w:before="0" w:line="300" w:lineRule="auto"/>
-        <w:jc w:val="right"/>
+        <w:jc w:val="left"/>
       </w:pPr>
       <w:r>
         <w:rPr>
@@ -760,7 +760,7 @@
       <w:pPr>
         <w:bidi w:val="1"/>
         <w:spacing w:after="160" w:before="0" w:line="300" w:lineRule="auto"/>
-        <w:jc w:val="right"/>
+        <w:jc w:val="left"/>
       </w:pPr>
       <w:r>
         <w:rPr>
@@ -777,7 +777,7 @@
       <w:pPr>
         <w:bidi w:val="1"/>
         <w:spacing w:after="160" w:before="0" w:line="300" w:lineRule="auto"/>
-        <w:jc w:val="right"/>
+        <w:jc w:val="left"/>
       </w:pPr>
       <w:r>
         <w:rPr>
@@ -794,7 +794,7 @@
       <w:pPr>
         <w:bidi w:val="1"/>
         <w:spacing w:after="160" w:before="0" w:line="300" w:lineRule="auto"/>
-        <w:jc w:val="right"/>
+        <w:jc w:val="left"/>
       </w:pPr>
       <w:r>
         <w:rPr>
@@ -811,7 +811,7 @@
       <w:pPr>
         <w:bidi w:val="1"/>
         <w:spacing w:after="160" w:before="0" w:line="300" w:lineRule="auto"/>
-        <w:jc w:val="right"/>
+        <w:jc w:val="left"/>
       </w:pPr>
       <w:r>
         <w:rPr>
@@ -828,7 +828,7 @@
       <w:pPr>
         <w:bidi w:val="1"/>
         <w:spacing w:after="80" w:before="0" w:line="300" w:lineRule="auto"/>
-        <w:jc w:val="right"/>
+        <w:jc w:val="left"/>
       </w:pPr>
       <w:r>
         <w:rPr>
@@ -846,7 +846,7 @@
       <w:pPr>
         <w:bidi w:val="1"/>
         <w:spacing w:after="360" w:before="0" w:line="300" w:lineRule="auto"/>
-        <w:jc w:val="right"/>
+        <w:jc w:val="left"/>
       </w:pPr>
       <w:r>
         <w:rPr>
@@ -864,6 +864,7 @@
       <w:pgMar w:top="1120" w:right="1280" w:bottom="1120" w:left="1280" w:header="720" w:footer="720" w:gutter="0"/>
       <w:cols w:space="720"/>
       <w:docGrid w:linePitch="360"/>
+      <w:bidi/>
     </w:sectPr>
   </w:body>
 </w:document>
@@ -1232,6 +1233,9 @@
     <w:name w:val="Normal"/>
     <w:qFormat/>
     <w:rsid w:val="00FC693F"/>
+    <w:pPr>
+      <w:bidi/>
+    </w:pPr>
     <w:rPr>
       <w:rFonts w:ascii="Arial" w:hAnsi="Arial" w:cs="Arial" w:eastAsia="Arial"/>
       <w:sz w:val="24"/>
